--- a/CV_Carlos Oliveira -2026.docx
+++ b/CV_Carlos Oliveira -2026.docx
@@ -18,15 +18,7 @@
           <w:b w:val="0"/>
           <w:lang w:val="pt-BR"/>
         </w:rPr>
-        <w:t xml:space="preserve">          </w:t>
-      </w:r>
-      <w:r>
-        <w:rPr>
-          <w:rFonts w:ascii="Times New Roman"/>
-          <w:b w:val="0"/>
-          <w:lang w:val="pt-BR"/>
-        </w:rPr>
-        <w:t xml:space="preserve">    </w:t>
+        <w:t xml:space="preserve">   </w:t>
       </w:r>
       <w:r>
         <w:rPr>
@@ -107,7 +99,25 @@
           <w:w w:val="110"/>
           <w:lang w:val="pt-BR"/>
         </w:rPr>
-        <w:t xml:space="preserve">                                                                             </w:t>
+        <w:t xml:space="preserve">                                                </w:t>
+      </w:r>
+      <w:r>
+        <w:rPr>
+          <w:color w:val="2C92B4"/>
+          <w:spacing w:val="-2"/>
+          <w:w w:val="110"/>
+          <w:lang w:val="pt-BR"/>
+        </w:rPr>
+        <w:t xml:space="preserve">     </w:t>
+      </w:r>
+      <w:r>
+        <w:rPr>
+          <w:color w:val="2C92B4"/>
+          <w:spacing w:val="-2"/>
+          <w:w w:val="110"/>
+          <w:lang w:val="pt-BR"/>
+        </w:rPr>
+        <w:t xml:space="preserve">                       </w:t>
       </w:r>
       <w:r>
         <w:rPr>
@@ -161,7 +171,7 @@
           <w:sz w:val="20"/>
           <w:lang w:val="pt-BR"/>
         </w:rPr>
-        <w:t>2</w:t>
+        <w:t>3</w:t>
       </w:r>
       <w:r>
         <w:rPr>
@@ -210,7 +220,7 @@
           <w:spacing w:val="-4"/>
           <w:sz w:val="20"/>
         </w:rPr>
-        <w:t>Phone: +351 911 956 381                                                                                       email: carloseduardo1984@gmail</w:t>
+        <w:t>Phone: +351 911 956 381                                                                                      email: carloseduardo1984@gmail</w:t>
       </w:r>
     </w:p>
     <w:p>
@@ -3502,7 +3512,6 @@
                 <w:w w:val="105"/>
                 <w:sz w:val="20"/>
               </w:rPr>
-              <w:lastRenderedPageBreak/>
               <w:t>Professional</w:t>
             </w:r>
             <w:r>
@@ -3580,6 +3589,7 @@
                 <w:spacing w:val="-2"/>
                 <w:sz w:val="18"/>
               </w:rPr>
+              <w:lastRenderedPageBreak/>
               <w:t>Period:</w:t>
             </w:r>
           </w:p>
@@ -6611,15 +6621,7 @@
                 <w:sz w:val="20"/>
                 <w:szCs w:val="20"/>
               </w:rPr>
-              <w:t xml:space="preserve"> </w:t>
-            </w:r>
-            <w:r>
-              <w:rPr>
-                <w:spacing w:val="-2"/>
-                <w:sz w:val="20"/>
-                <w:szCs w:val="20"/>
-              </w:rPr>
-              <w:t>Jira/Confluence</w:t>
+              <w:t xml:space="preserve"> Jira/Confluence</w:t>
             </w:r>
             <w:r>
               <w:rPr>
